--- a/light-color/files/06_顏色偵探_結案報告單_照片版.docx
+++ b/light-color/files/06_顏色偵探_結案報告單_照片版.docx
@@ -8,10 +8,10 @@
       </w:pPr>
       <w:r>
         <w:rPr>
+          <w:b/>
+          <w:color w:val="FFFFFF"/>
           <w:sz w:val="26"/>
           <w:szCs w:val="26"/>
-          <w:b/>
-          <w:color w:val="FFFFFF"/>
           <w:shd w:val="clear" w:color="auto" w:fill="1565C0"/>
         </w:rPr>
         <w:t xml:space="preserve"> 🔵 我會操作 </w:t>
@@ -25,10 +25,10 @@
       </w:r>
       <w:r>
         <w:rPr>
+          <w:b/>
+          <w:color w:val="0B4A6F"/>
           <w:sz w:val="40"/>
           <w:szCs w:val="40"/>
-          <w:b/>
-          <w:color w:val="0B4A6F"/>
         </w:rPr>
         <w:t xml:space="preserve">🕵️ 顏色偵探・結案報告單</w:t>
       </w:r>
@@ -39,9 +39,9 @@
       </w:pPr>
       <w:r>
         <w:rPr>
+          <w:color w:val="444444"/>
           <w:sz w:val="24"/>
           <w:szCs w:val="24"/>
-          <w:color w:val="444444"/>
         </w:rPr>
         <w:t xml:space="preserve">姓名 ＿＿＿＿＿＿　　日期 ＿＿＿＿＿＿　　班級 ＿＿＿</w:t>
       </w:r>
@@ -76,17 +76,17 @@
           </w:tcPr>
           <w:p>
             <w:pPr>
+              <w:spacing w:before="0" w:after="0" w:line="252" w:lineRule="auto"/>
               <w:jc w:val="center"/>
-              <w:spacing w:before="0" w:after="0" w:line="252" w:lineRule="auto"/>
             </w:pPr>
             <w:r>
               <w:drawing>
                 <wp:inline distT="0" distB="0" distL="0" distR="0">
                   <wp:extent cx="2160000" cy="1205280"/>
                   <wp:docPr id="10" name="pic10"/>
-                  <a:graphic xmlns:a="http://schemas.openxmlformats.org/drawingml/2006/main">
+                  <a:graphic>
                     <a:graphicData uri="http://schemas.openxmlformats.org/drawingml/2006/picture">
-                      <pic:pic xmlns:pic="http://schemas.openxmlformats.org/drawingml/2006/picture">
+                      <pic:pic>
                         <pic:nvPicPr>
                           <pic:cNvPr id="10" name="pic10"/>
                           <pic:cNvPicPr/>
@@ -125,63 +125,33 @@
             </w:pPr>
             <w:r>
               <w:rPr>
+                <w:b/>
+                <w:color w:val="FFFFFF"/>
                 <w:sz w:val="28"/>
                 <w:szCs w:val="28"/>
-                <w:b/>
-                <w:color w:val="FFFFFF"/>
                 <w:shd w:val="clear" w:color="auto" w:fill="0B6FA4"/>
               </w:rPr>
               <w:t xml:space="preserve"> 1 </w:t>
             </w:r>
             <w:r>
               <w:rPr>
-                <w:sz w:val="32"/>
-                <w:szCs w:val="32"/>
-                <w:b/>
+                <w:b/>
+                <w:sz w:val="32"/>
+                <w:szCs w:val="32"/>
               </w:rPr>
               <w:t xml:space="preserve">　只給綠光，紅蘋果會變成？（圈一個）</w:t>
             </w:r>
           </w:p>
-          <w:r>
-            <w:rPr>
-              <w:sz w:val="36"/>
-              <w:szCs w:val="36"/>
-              <w:b/>
-              <w:color w:val="222222"/>
-            </w:rPr>
-            <w:t xml:space="preserve">☐ </w:t>
-          </w:r>
-          <w:r>
-            <w:rPr>
-              <w:shd w:val="clear" w:color="auto" w:fill="E53935"/>
-            </w:rPr>
-            <w:t xml:space="preserve">  　　  </w:t>
-          </w:r>
-          <w:r>
-            <w:rPr>
-              <w:sz w:val="16"/>
-              <w:szCs w:val="16"/>
-            </w:rPr>
-            <w:t xml:space="preserve"> </w:t>
-          </w:r>
-          <w:r>
-            <w:rPr>
-              <w:sz w:val="32"/>
-              <w:szCs w:val="32"/>
-              <w:b/>
-            </w:rPr>
-            <w:t xml:space="preserve">更紅</w:t>
-          </w:r>
-          <w:p>
-            <w:pPr>
-              <w:spacing w:before="30" w:after="30" w:line="252" w:lineRule="auto"/>
-            </w:pPr>
-            <w:r>
-              <w:rPr>
+          <w:p>
+            <w:pPr>
+              <w:spacing w:before="30" w:after="30"/>
+            </w:pPr>
+            <w:r>
+              <w:rPr>
+                <w:b/>
+                <w:color w:val="222222"/>
                 <w:sz w:val="36"/>
                 <w:szCs w:val="36"/>
-                <w:b/>
-                <w:color w:val="222222"/>
               </w:rPr>
               <w:t xml:space="preserve">☐ </w:t>
             </w:r>
@@ -198,47 +168,25 @@
               </w:rPr>
               <w:t xml:space="preserve"> </w:t>
             </w:r>
-          </w:p>
-          <w:r>
-            <w:rPr>
-              <w:sz w:val="36"/>
-              <w:szCs w:val="36"/>
-              <w:b/>
-              <w:color w:val="222222"/>
-            </w:rPr>
-            <w:t xml:space="preserve">☐ </w:t>
-          </w:r>
-          <w:r>
-            <w:rPr>
-              <w:shd w:val="clear" w:color="auto" w:fill="111111"/>
-            </w:rPr>
-            <w:t xml:space="preserve">  　　  </w:t>
-          </w:r>
-          <w:r>
-            <w:rPr>
-              <w:sz w:val="16"/>
-              <w:szCs w:val="16"/>
-            </w:rPr>
-            <w:t xml:space="preserve"> </w:t>
-          </w:r>
-          <w:r>
-            <w:rPr>
-              <w:sz w:val="32"/>
-              <w:szCs w:val="32"/>
-              <w:b/>
-            </w:rPr>
-            <w:t xml:space="preserve">變黑</w:t>
-          </w:r>
-          <w:p>
-            <w:pPr>
-              <w:spacing w:before="30" w:after="30" w:line="252" w:lineRule="auto"/>
-            </w:pPr>
-            <w:r>
-              <w:rPr>
+            <w:r>
+              <w:rPr>
+                <w:b/>
+                <w:sz w:val="32"/>
+                <w:szCs w:val="32"/>
+              </w:rPr>
+              <w:t xml:space="preserve">更紅</w:t>
+            </w:r>
+          </w:p>
+          <w:p>
+            <w:pPr>
+              <w:spacing w:before="30" w:after="30"/>
+            </w:pPr>
+            <w:r>
+              <w:rPr>
+                <w:b/>
+                <w:color w:val="222222"/>
                 <w:sz w:val="36"/>
                 <w:szCs w:val="36"/>
-                <w:b/>
-                <w:color w:val="222222"/>
               </w:rPr>
               <w:t xml:space="preserve">☐ </w:t>
             </w:r>
@@ -255,47 +203,25 @@
               </w:rPr>
               <w:t xml:space="preserve"> </w:t>
             </w:r>
-          </w:p>
-          <w:r>
-            <w:rPr>
-              <w:sz w:val="36"/>
-              <w:szCs w:val="36"/>
-              <w:b/>
-              <w:color w:val="222222"/>
-            </w:rPr>
-            <w:t xml:space="preserve">☐ </w:t>
-          </w:r>
-          <w:r>
-            <w:rPr>
-              <w:shd w:val="clear" w:color="auto" w:fill="2ECC40"/>
-            </w:rPr>
-            <w:t xml:space="preserve">  　　  </w:t>
-          </w:r>
-          <w:r>
-            <w:rPr>
-              <w:sz w:val="16"/>
-              <w:szCs w:val="16"/>
-            </w:rPr>
-            <w:t xml:space="preserve"> </w:t>
-          </w:r>
-          <w:r>
-            <w:rPr>
-              <w:sz w:val="32"/>
-              <w:szCs w:val="32"/>
-              <w:b/>
-            </w:rPr>
-            <w:t xml:space="preserve">變綠</w:t>
-          </w:r>
-          <w:p>
-            <w:pPr>
-              <w:spacing w:before="30" w:after="30" w:line="252" w:lineRule="auto"/>
-            </w:pPr>
-            <w:r>
-              <w:rPr>
+            <w:r>
+              <w:rPr>
+                <w:b/>
+                <w:sz w:val="32"/>
+                <w:szCs w:val="32"/>
+              </w:rPr>
+              <w:t xml:space="preserve">變黑</w:t>
+            </w:r>
+          </w:p>
+          <w:p>
+            <w:pPr>
+              <w:spacing w:before="30" w:after="30"/>
+            </w:pPr>
+            <w:r>
+              <w:rPr>
+                <w:b/>
+                <w:color w:val="222222"/>
                 <w:sz w:val="36"/>
                 <w:szCs w:val="36"/>
-                <w:b/>
-                <w:color w:val="222222"/>
               </w:rPr>
               <w:t xml:space="preserve">☐ </w:t>
             </w:r>
@@ -311,6 +237,14 @@
                 <w:szCs w:val="16"/>
               </w:rPr>
               <w:t xml:space="preserve"> </w:t>
+            </w:r>
+            <w:r>
+              <w:rPr>
+                <w:b/>
+                <w:sz w:val="32"/>
+                <w:szCs w:val="32"/>
+              </w:rPr>
+              <w:t xml:space="preserve">變綠</w:t>
             </w:r>
           </w:p>
         </w:tc>
@@ -326,17 +260,17 @@
           </w:tcPr>
           <w:p>
             <w:pPr>
+              <w:spacing w:before="0" w:after="0" w:line="252" w:lineRule="auto"/>
               <w:jc w:val="center"/>
-              <w:spacing w:before="0" w:after="0" w:line="252" w:lineRule="auto"/>
             </w:pPr>
             <w:r>
               <w:drawing>
                 <wp:inline distT="0" distB="0" distL="0" distR="0">
                   <wp:extent cx="2160000" cy="1205280"/>
                   <wp:docPr id="11" name="pic11"/>
-                  <a:graphic xmlns:a="http://schemas.openxmlformats.org/drawingml/2006/main">
+                  <a:graphic>
                     <a:graphicData uri="http://schemas.openxmlformats.org/drawingml/2006/picture">
-                      <pic:pic xmlns:pic="http://schemas.openxmlformats.org/drawingml/2006/picture">
+                      <pic:pic>
                         <pic:nvPicPr>
                           <pic:cNvPr id="11" name="pic11"/>
                           <pic:cNvPicPr/>
@@ -375,63 +309,33 @@
             </w:pPr>
             <w:r>
               <w:rPr>
+                <w:b/>
+                <w:color w:val="FFFFFF"/>
                 <w:sz w:val="28"/>
                 <w:szCs w:val="28"/>
-                <w:b/>
-                <w:color w:val="FFFFFF"/>
                 <w:shd w:val="clear" w:color="auto" w:fill="0B6FA4"/>
               </w:rPr>
               <w:t xml:space="preserve"> 2 </w:t>
             </w:r>
             <w:r>
               <w:rPr>
-                <w:sz w:val="32"/>
-                <w:szCs w:val="32"/>
-                <w:b/>
+                <w:b/>
+                <w:sz w:val="32"/>
+                <w:szCs w:val="32"/>
               </w:rPr>
               <w:t xml:space="preserve">　案件一：晚上在馬路邊，穿哪件最安全？</w:t>
             </w:r>
           </w:p>
-          <w:r>
-            <w:rPr>
-              <w:sz w:val="36"/>
-              <w:szCs w:val="36"/>
-              <w:b/>
-              <w:color w:val="222222"/>
-            </w:rPr>
-            <w:t xml:space="preserve">☐ </w:t>
-          </w:r>
-          <w:r>
-            <w:rPr>
-              <w:shd w:val="clear" w:color="auto" w:fill="C8FF3A"/>
-            </w:rPr>
-            <w:t xml:space="preserve">  　　  </w:t>
-          </w:r>
-          <w:r>
-            <w:rPr>
-              <w:sz w:val="16"/>
-              <w:szCs w:val="16"/>
-            </w:rPr>
-            <w:t xml:space="preserve"> </w:t>
-          </w:r>
-          <w:r>
-            <w:rPr>
-              <w:sz w:val="32"/>
-              <w:szCs w:val="32"/>
-              <w:b/>
-            </w:rPr>
-            <w:t xml:space="preserve">螢光黃綠</w:t>
-          </w:r>
-          <w:p>
-            <w:pPr>
-              <w:spacing w:before="30" w:after="30" w:line="252" w:lineRule="auto"/>
-            </w:pPr>
-            <w:r>
-              <w:rPr>
+          <w:p>
+            <w:pPr>
+              <w:spacing w:before="30" w:after="30"/>
+            </w:pPr>
+            <w:r>
+              <w:rPr>
+                <w:b/>
+                <w:color w:val="222222"/>
                 <w:sz w:val="36"/>
                 <w:szCs w:val="36"/>
-                <w:b/>
-                <w:color w:val="222222"/>
               </w:rPr>
               <w:t xml:space="preserve">☐ </w:t>
             </w:r>
@@ -448,47 +352,25 @@
               </w:rPr>
               <w:t xml:space="preserve"> </w:t>
             </w:r>
-          </w:p>
-          <w:r>
-            <w:rPr>
-              <w:sz w:val="36"/>
-              <w:szCs w:val="36"/>
-              <w:b/>
-              <w:color w:val="222222"/>
-            </w:rPr>
-            <w:t xml:space="preserve">☐ </w:t>
-          </w:r>
-          <w:r>
-            <w:rPr>
-              <w:shd w:val="clear" w:color="auto" w:fill="111111"/>
-            </w:rPr>
-            <w:t xml:space="preserve">  　　  </w:t>
-          </w:r>
-          <w:r>
-            <w:rPr>
-              <w:sz w:val="16"/>
-              <w:szCs w:val="16"/>
-            </w:rPr>
-            <w:t xml:space="preserve"> </w:t>
-          </w:r>
-          <w:r>
-            <w:rPr>
-              <w:sz w:val="32"/>
-              <w:szCs w:val="32"/>
-              <w:b/>
-            </w:rPr>
-            <w:t xml:space="preserve">黑色</w:t>
-          </w:r>
-          <w:p>
-            <w:pPr>
-              <w:spacing w:before="30" w:after="30" w:line="252" w:lineRule="auto"/>
-            </w:pPr>
-            <w:r>
-              <w:rPr>
+            <w:r>
+              <w:rPr>
+                <w:b/>
+                <w:sz w:val="32"/>
+                <w:szCs w:val="32"/>
+              </w:rPr>
+              <w:t xml:space="preserve">螢光黃綠</w:t>
+            </w:r>
+          </w:p>
+          <w:p>
+            <w:pPr>
+              <w:spacing w:before="30" w:after="30"/>
+            </w:pPr>
+            <w:r>
+              <w:rPr>
+                <w:b/>
+                <w:color w:val="222222"/>
                 <w:sz w:val="36"/>
                 <w:szCs w:val="36"/>
-                <w:b/>
-                <w:color w:val="222222"/>
               </w:rPr>
               <w:t xml:space="preserve">☐ </w:t>
             </w:r>
@@ -505,47 +387,25 @@
               </w:rPr>
               <w:t xml:space="preserve"> </w:t>
             </w:r>
-          </w:p>
-          <w:r>
-            <w:rPr>
-              <w:sz w:val="36"/>
-              <w:szCs w:val="36"/>
-              <w:b/>
-              <w:color w:val="222222"/>
-            </w:rPr>
-            <w:t xml:space="preserve">☐ </w:t>
-          </w:r>
-          <w:r>
-            <w:rPr>
-              <w:shd w:val="clear" w:color="auto" w:fill="123A7A"/>
-            </w:rPr>
-            <w:t xml:space="preserve">  　　  </w:t>
-          </w:r>
-          <w:r>
-            <w:rPr>
-              <w:sz w:val="16"/>
-              <w:szCs w:val="16"/>
-            </w:rPr>
-            <w:t xml:space="preserve"> </w:t>
-          </w:r>
-          <w:r>
-            <w:rPr>
-              <w:sz w:val="32"/>
-              <w:szCs w:val="32"/>
-              <w:b/>
-            </w:rPr>
-            <w:t xml:space="preserve">深藍</w:t>
-          </w:r>
-          <w:p>
-            <w:pPr>
-              <w:spacing w:before="30" w:after="30" w:line="252" w:lineRule="auto"/>
-            </w:pPr>
-            <w:r>
-              <w:rPr>
+            <w:r>
+              <w:rPr>
+                <w:b/>
+                <w:sz w:val="32"/>
+                <w:szCs w:val="32"/>
+              </w:rPr>
+              <w:t xml:space="preserve">黑色</w:t>
+            </w:r>
+          </w:p>
+          <w:p>
+            <w:pPr>
+              <w:spacing w:before="30" w:after="30"/>
+            </w:pPr>
+            <w:r>
+              <w:rPr>
+                <w:b/>
+                <w:color w:val="222222"/>
                 <w:sz w:val="36"/>
                 <w:szCs w:val="36"/>
-                <w:b/>
-                <w:color w:val="222222"/>
               </w:rPr>
               <w:t xml:space="preserve">☐ </w:t>
             </w:r>
@@ -561,6 +421,14 @@
                 <w:szCs w:val="16"/>
               </w:rPr>
               <w:t xml:space="preserve"> </w:t>
+            </w:r>
+            <w:r>
+              <w:rPr>
+                <w:b/>
+                <w:sz w:val="32"/>
+                <w:szCs w:val="32"/>
+              </w:rPr>
+              <w:t xml:space="preserve">深藍</w:t>
             </w:r>
           </w:p>
         </w:tc>
@@ -576,17 +444,17 @@
           </w:tcPr>
           <w:p>
             <w:pPr>
+              <w:spacing w:before="0" w:after="0" w:line="252" w:lineRule="auto"/>
               <w:jc w:val="center"/>
-              <w:spacing w:before="0" w:after="0" w:line="252" w:lineRule="auto"/>
             </w:pPr>
             <w:r>
               <w:drawing>
                 <wp:inline distT="0" distB="0" distL="0" distR="0">
                   <wp:extent cx="2160000" cy="1205280"/>
                   <wp:docPr id="12" name="pic12"/>
-                  <a:graphic xmlns:a="http://schemas.openxmlformats.org/drawingml/2006/main">
+                  <a:graphic>
                     <a:graphicData uri="http://schemas.openxmlformats.org/drawingml/2006/picture">
-                      <pic:pic xmlns:pic="http://schemas.openxmlformats.org/drawingml/2006/picture">
+                      <pic:pic>
                         <pic:nvPicPr>
                           <pic:cNvPr id="12" name="pic12"/>
                           <pic:cNvPicPr/>
@@ -625,63 +493,33 @@
             </w:pPr>
             <w:r>
               <w:rPr>
+                <w:b/>
+                <w:color w:val="FFFFFF"/>
                 <w:sz w:val="28"/>
                 <w:szCs w:val="28"/>
-                <w:b/>
-                <w:color w:val="FFFFFF"/>
                 <w:shd w:val="clear" w:color="auto" w:fill="0B6FA4"/>
               </w:rPr>
               <w:t xml:space="preserve"> 3 </w:t>
             </w:r>
             <w:r>
               <w:rPr>
-                <w:sz w:val="32"/>
-                <w:szCs w:val="32"/>
-                <w:b/>
+                <w:b/>
+                <w:sz w:val="32"/>
+                <w:szCs w:val="32"/>
               </w:rPr>
               <w:t xml:space="preserve">　案件二：大太陽，哪件比較涼？</w:t>
             </w:r>
           </w:p>
-          <w:r>
-            <w:rPr>
-              <w:sz w:val="36"/>
-              <w:szCs w:val="36"/>
-              <w:b/>
-              <w:color w:val="222222"/>
-            </w:rPr>
-            <w:t xml:space="preserve">☐ </w:t>
-          </w:r>
-          <w:r>
-            <w:rPr>
-              <w:shd w:val="clear" w:color="auto" w:fill="FFFFFF"/>
-            </w:rPr>
-            <w:t xml:space="preserve">  　　  </w:t>
-          </w:r>
-          <w:r>
-            <w:rPr>
-              <w:sz w:val="16"/>
-              <w:szCs w:val="16"/>
-            </w:rPr>
-            <w:t xml:space="preserve"> </w:t>
-          </w:r>
-          <w:r>
-            <w:rPr>
-              <w:sz w:val="32"/>
-              <w:szCs w:val="32"/>
-              <w:b/>
-            </w:rPr>
-            <w:t xml:space="preserve">白衣</w:t>
-          </w:r>
-          <w:p>
-            <w:pPr>
-              <w:spacing w:before="30" w:after="30" w:line="252" w:lineRule="auto"/>
-            </w:pPr>
-            <w:r>
-              <w:rPr>
+          <w:p>
+            <w:pPr>
+              <w:spacing w:before="30" w:after="30"/>
+            </w:pPr>
+            <w:r>
+              <w:rPr>
+                <w:b/>
+                <w:color w:val="222222"/>
                 <w:sz w:val="36"/>
                 <w:szCs w:val="36"/>
-                <w:b/>
-                <w:color w:val="222222"/>
               </w:rPr>
               <w:t xml:space="preserve">☐ </w:t>
             </w:r>
@@ -698,47 +536,25 @@
               </w:rPr>
               <w:t xml:space="preserve"> </w:t>
             </w:r>
-          </w:p>
-          <w:r>
-            <w:rPr>
-              <w:sz w:val="36"/>
-              <w:szCs w:val="36"/>
-              <w:b/>
-              <w:color w:val="222222"/>
-            </w:rPr>
-            <w:t xml:space="preserve">☐ </w:t>
-          </w:r>
-          <w:r>
-            <w:rPr>
-              <w:shd w:val="clear" w:color="auto" w:fill="111111"/>
-            </w:rPr>
-            <w:t xml:space="preserve">  　　  </w:t>
-          </w:r>
-          <w:r>
-            <w:rPr>
-              <w:sz w:val="16"/>
-              <w:szCs w:val="16"/>
-            </w:rPr>
-            <w:t xml:space="preserve"> </w:t>
-          </w:r>
-          <w:r>
-            <w:rPr>
-              <w:sz w:val="32"/>
-              <w:szCs w:val="32"/>
-              <w:b/>
-            </w:rPr>
-            <w:t xml:space="preserve">黑衣</w:t>
-          </w:r>
-          <w:p>
-            <w:pPr>
-              <w:spacing w:before="30" w:after="30" w:line="252" w:lineRule="auto"/>
-            </w:pPr>
-            <w:r>
-              <w:rPr>
+            <w:r>
+              <w:rPr>
+                <w:b/>
+                <w:sz w:val="32"/>
+                <w:szCs w:val="32"/>
+              </w:rPr>
+              <w:t xml:space="preserve">白衣</w:t>
+            </w:r>
+          </w:p>
+          <w:p>
+            <w:pPr>
+              <w:spacing w:before="30" w:after="30"/>
+            </w:pPr>
+            <w:r>
+              <w:rPr>
+                <w:b/>
+                <w:color w:val="222222"/>
                 <w:sz w:val="36"/>
                 <w:szCs w:val="36"/>
-                <w:b/>
-                <w:color w:val="222222"/>
               </w:rPr>
               <w:t xml:space="preserve">☐ </w:t>
             </w:r>
@@ -754,6 +570,14 @@
                 <w:szCs w:val="16"/>
               </w:rPr>
               <w:t xml:space="preserve"> </w:t>
+            </w:r>
+            <w:r>
+              <w:rPr>
+                <w:b/>
+                <w:sz w:val="32"/>
+                <w:szCs w:val="32"/>
+              </w:rPr>
+              <w:t xml:space="preserve">黑衣</w:t>
             </w:r>
           </w:p>
         </w:tc>
@@ -769,17 +593,17 @@
           </w:tcPr>
           <w:p>
             <w:pPr>
+              <w:spacing w:before="0" w:after="0" w:line="252" w:lineRule="auto"/>
               <w:jc w:val="center"/>
-              <w:spacing w:before="0" w:after="0" w:line="252" w:lineRule="auto"/>
             </w:pPr>
             <w:r>
               <w:drawing>
                 <wp:inline distT="0" distB="0" distL="0" distR="0">
                   <wp:extent cx="2160000" cy="1205280"/>
                   <wp:docPr id="13" name="pic13"/>
-                  <a:graphic xmlns:a="http://schemas.openxmlformats.org/drawingml/2006/main">
+                  <a:graphic>
                     <a:graphicData uri="http://schemas.openxmlformats.org/drawingml/2006/picture">
-                      <pic:pic xmlns:pic="http://schemas.openxmlformats.org/drawingml/2006/picture">
+                      <pic:pic>
                         <pic:nvPicPr>
                           <pic:cNvPr id="13" name="pic13"/>
                           <pic:cNvPicPr/>
@@ -818,114 +642,87 @@
             </w:pPr>
             <w:r>
               <w:rPr>
+                <w:b/>
+                <w:color w:val="FFFFFF"/>
                 <w:sz w:val="28"/>
                 <w:szCs w:val="28"/>
-                <w:b/>
-                <w:color w:val="FFFFFF"/>
                 <w:shd w:val="clear" w:color="auto" w:fill="0B6FA4"/>
               </w:rPr>
               <w:t xml:space="preserve"> 4 </w:t>
             </w:r>
             <w:r>
               <w:rPr>
-                <w:sz w:val="32"/>
-                <w:szCs w:val="32"/>
-                <w:b/>
+                <w:b/>
+                <w:sz w:val="32"/>
+                <w:szCs w:val="32"/>
               </w:rPr>
               <w:t xml:space="preserve">　案件三：「停」是哪個燈？</w:t>
             </w:r>
           </w:p>
-          <w:r>
-            <w:rPr>
-              <w:sz w:val="36"/>
-              <w:szCs w:val="36"/>
-              <w:b/>
-              <w:color w:val="222222"/>
-            </w:rPr>
-            <w:t xml:space="preserve">☐ </w:t>
-          </w:r>
-          <w:r>
-            <w:rPr>
-              <w:sz w:val="32"/>
-              <w:szCs w:val="32"/>
-              <w:b/>
-            </w:rPr>
-            <w:t xml:space="preserve">🔴 紅燈</w:t>
-          </w:r>
-          <w:p>
-            <w:pPr>
-              <w:spacing w:before="30" w:after="30" w:line="252" w:lineRule="auto"/>
-            </w:pPr>
-            <w:r>
-              <w:rPr>
+          <w:p>
+            <w:pPr>
+              <w:spacing w:before="30" w:after="30"/>
+            </w:pPr>
+            <w:r>
+              <w:rPr>
+                <w:b/>
+                <w:color w:val="222222"/>
                 <w:sz w:val="36"/>
                 <w:szCs w:val="36"/>
+              </w:rPr>
+              <w:t xml:space="preserve">☐ </w:t>
+            </w:r>
+            <w:r>
+              <w:rPr>
+                <w:b/>
+                <w:sz w:val="32"/>
+                <w:szCs w:val="32"/>
+              </w:rPr>
+              <w:t xml:space="preserve">🔴 紅燈</w:t>
+            </w:r>
+          </w:p>
+          <w:p>
+            <w:pPr>
+              <w:spacing w:before="30" w:after="30"/>
+            </w:pPr>
+            <w:r>
+              <w:rPr>
                 <w:b/>
                 <w:color w:val="222222"/>
-              </w:rPr>
-              <w:t xml:space="preserve">☐ </w:t>
-            </w:r>
-          </w:p>
-          <w:r>
-            <w:rPr>
-              <w:sz w:val="36"/>
-              <w:szCs w:val="36"/>
-              <w:b/>
-              <w:color w:val="222222"/>
-            </w:rPr>
-            <w:t xml:space="preserve">☐ </w:t>
-          </w:r>
-          <w:r>
-            <w:rPr>
-              <w:sz w:val="32"/>
-              <w:szCs w:val="32"/>
-              <w:b/>
-            </w:rPr>
-            <w:t xml:space="preserve">🟡 黃燈</w:t>
-          </w:r>
-          <w:p>
-            <w:pPr>
-              <w:spacing w:before="30" w:after="30" w:line="252" w:lineRule="auto"/>
-            </w:pPr>
-            <w:r>
-              <w:rPr>
                 <w:sz w:val="36"/>
                 <w:szCs w:val="36"/>
+              </w:rPr>
+              <w:t xml:space="preserve">☐ </w:t>
+            </w:r>
+            <w:r>
+              <w:rPr>
+                <w:b/>
+                <w:sz w:val="32"/>
+                <w:szCs w:val="32"/>
+              </w:rPr>
+              <w:t xml:space="preserve">🟡 黃燈</w:t>
+            </w:r>
+          </w:p>
+          <w:p>
+            <w:pPr>
+              <w:spacing w:before="30" w:after="30"/>
+            </w:pPr>
+            <w:r>
+              <w:rPr>
                 <w:b/>
                 <w:color w:val="222222"/>
-              </w:rPr>
-              <w:t xml:space="preserve">☐ </w:t>
-            </w:r>
-          </w:p>
-          <w:r>
-            <w:rPr>
-              <w:sz w:val="36"/>
-              <w:szCs w:val="36"/>
-              <w:b/>
-              <w:color w:val="222222"/>
-            </w:rPr>
-            <w:t xml:space="preserve">☐ </w:t>
-          </w:r>
-          <w:r>
-            <w:rPr>
-              <w:sz w:val="32"/>
-              <w:szCs w:val="32"/>
-              <w:b/>
-            </w:rPr>
-            <w:t xml:space="preserve">🟢 綠燈</w:t>
-          </w:r>
-          <w:p>
-            <w:pPr>
-              <w:spacing w:before="30" w:after="30" w:line="252" w:lineRule="auto"/>
-            </w:pPr>
-            <w:r>
-              <w:rPr>
                 <w:sz w:val="36"/>
                 <w:szCs w:val="36"/>
-                <w:b/>
-                <w:color w:val="222222"/>
               </w:rPr>
               <w:t xml:space="preserve">☐ </w:t>
+            </w:r>
+            <w:r>
+              <w:rPr>
+                <w:b/>
+                <w:sz w:val="32"/>
+                <w:szCs w:val="32"/>
+              </w:rPr>
+              <w:t xml:space="preserve">🟢 綠燈</w:t>
             </w:r>
           </w:p>
         </w:tc>
@@ -941,17 +738,17 @@
           </w:tcPr>
           <w:p>
             <w:pPr>
+              <w:spacing w:before="0" w:after="0" w:line="252" w:lineRule="auto"/>
               <w:jc w:val="center"/>
-              <w:spacing w:before="0" w:after="0" w:line="252" w:lineRule="auto"/>
             </w:pPr>
             <w:r>
               <w:drawing>
                 <wp:inline distT="0" distB="0" distL="0" distR="0">
                   <wp:extent cx="2160000" cy="1205280"/>
                   <wp:docPr id="10" name="pic10"/>
-                  <a:graphic xmlns:a="http://schemas.openxmlformats.org/drawingml/2006/main">
+                  <a:graphic>
                     <a:graphicData uri="http://schemas.openxmlformats.org/drawingml/2006/picture">
-                      <pic:pic xmlns:pic="http://schemas.openxmlformats.org/drawingml/2006/picture">
+                      <pic:pic>
                         <pic:nvPicPr>
                           <pic:cNvPr id="10" name="pic10"/>
                           <pic:cNvPicPr/>
@@ -990,114 +787,87 @@
             </w:pPr>
             <w:r>
               <w:rPr>
+                <w:b/>
+                <w:color w:val="FFFFFF"/>
                 <w:sz w:val="28"/>
                 <w:szCs w:val="28"/>
-                <w:b/>
-                <w:color w:val="FFFFFF"/>
                 <w:shd w:val="clear" w:color="auto" w:fill="0B6FA4"/>
               </w:rPr>
               <w:t xml:space="preserve"> 5 </w:t>
             </w:r>
             <w:r>
               <w:rPr>
-                <w:sz w:val="32"/>
-                <w:szCs w:val="32"/>
-                <w:b/>
+                <w:b/>
+                <w:sz w:val="32"/>
+                <w:szCs w:val="32"/>
               </w:rPr>
               <w:t xml:space="preserve">　結論：東西的顏色 ＝ 它 ＿＿＿ 什麼光</w:t>
             </w:r>
           </w:p>
-          <w:r>
-            <w:rPr>
-              <w:sz w:val="36"/>
-              <w:szCs w:val="36"/>
-              <w:b/>
-              <w:color w:val="222222"/>
-            </w:rPr>
-            <w:t xml:space="preserve">☐ </w:t>
-          </w:r>
-          <w:r>
-            <w:rPr>
-              <w:sz w:val="32"/>
-              <w:szCs w:val="32"/>
-              <w:b/>
-            </w:rPr>
-            <w:t xml:space="preserve">反射</w:t>
-          </w:r>
-          <w:p>
-            <w:pPr>
-              <w:spacing w:before="30" w:after="30" w:line="252" w:lineRule="auto"/>
-            </w:pPr>
-            <w:r>
-              <w:rPr>
+          <w:p>
+            <w:pPr>
+              <w:spacing w:before="30" w:after="30"/>
+            </w:pPr>
+            <w:r>
+              <w:rPr>
+                <w:b/>
+                <w:color w:val="222222"/>
                 <w:sz w:val="36"/>
                 <w:szCs w:val="36"/>
+              </w:rPr>
+              <w:t xml:space="preserve">☐ </w:t>
+            </w:r>
+            <w:r>
+              <w:rPr>
+                <w:b/>
+                <w:sz w:val="32"/>
+                <w:szCs w:val="32"/>
+              </w:rPr>
+              <w:t xml:space="preserve">反射</w:t>
+            </w:r>
+          </w:p>
+          <w:p>
+            <w:pPr>
+              <w:spacing w:before="30" w:after="30"/>
+            </w:pPr>
+            <w:r>
+              <w:rPr>
                 <w:b/>
                 <w:color w:val="222222"/>
-              </w:rPr>
-              <w:t xml:space="preserve">☐ </w:t>
-            </w:r>
-          </w:p>
-          <w:r>
-            <w:rPr>
-              <w:sz w:val="36"/>
-              <w:szCs w:val="36"/>
-              <w:b/>
-              <w:color w:val="222222"/>
-            </w:rPr>
-            <w:t xml:space="preserve">☐ </w:t>
-          </w:r>
-          <w:r>
-            <w:rPr>
-              <w:sz w:val="32"/>
-              <w:szCs w:val="32"/>
-              <w:b/>
-            </w:rPr>
-            <w:t xml:space="preserve">吃掉</w:t>
-          </w:r>
-          <w:p>
-            <w:pPr>
-              <w:spacing w:before="30" w:after="30" w:line="252" w:lineRule="auto"/>
-            </w:pPr>
-            <w:r>
-              <w:rPr>
                 <w:sz w:val="36"/>
                 <w:szCs w:val="36"/>
+              </w:rPr>
+              <w:t xml:space="preserve">☐ </w:t>
+            </w:r>
+            <w:r>
+              <w:rPr>
+                <w:b/>
+                <w:sz w:val="32"/>
+                <w:szCs w:val="32"/>
+              </w:rPr>
+              <w:t xml:space="preserve">吃掉</w:t>
+            </w:r>
+          </w:p>
+          <w:p>
+            <w:pPr>
+              <w:spacing w:before="30" w:after="30"/>
+            </w:pPr>
+            <w:r>
+              <w:rPr>
                 <w:b/>
                 <w:color w:val="222222"/>
-              </w:rPr>
-              <w:t xml:space="preserve">☐ </w:t>
-            </w:r>
-          </w:p>
-          <w:r>
-            <w:rPr>
-              <w:sz w:val="36"/>
-              <w:szCs w:val="36"/>
-              <w:b/>
-              <w:color w:val="222222"/>
-            </w:rPr>
-            <w:t xml:space="preserve">☐ </w:t>
-          </w:r>
-          <w:r>
-            <w:rPr>
-              <w:sz w:val="32"/>
-              <w:szCs w:val="32"/>
-              <w:b/>
-            </w:rPr>
-            <w:t xml:space="preserve">自己發光</w:t>
-          </w:r>
-          <w:p>
-            <w:pPr>
-              <w:spacing w:before="30" w:after="30" w:line="252" w:lineRule="auto"/>
-            </w:pPr>
-            <w:r>
-              <w:rPr>
                 <w:sz w:val="36"/>
                 <w:szCs w:val="36"/>
-                <w:b/>
-                <w:color w:val="222222"/>
               </w:rPr>
               <w:t xml:space="preserve">☐ </w:t>
+            </w:r>
+            <w:r>
+              <w:rPr>
+                <w:b/>
+                <w:sz w:val="32"/>
+                <w:szCs w:val="32"/>
+              </w:rPr>
+              <w:t xml:space="preserve">自己發光</w:t>
             </w:r>
           </w:p>
         </w:tc>
@@ -1121,32 +891,32 @@
       </w:pPr>
       <w:r>
         <w:rPr>
+          <w:b/>
+          <w:color w:val="0B6FA4"/>
           <w:sz w:val="26"/>
           <w:szCs w:val="26"/>
+        </w:rPr>
+        <w:t xml:space="preserve">👏 三案全破！貼一張結案貼紙 → </w:t>
+      </w:r>
+      <w:r>
+        <w:rPr>
           <w:b/>
-          <w:color w:val="0B6FA4"/>
-        </w:rPr>
-        <w:t xml:space="preserve">👏 三案全破！貼一張結案貼紙 → </w:t>
-      </w:r>
-      <w:r>
-        <w:rPr>
           <w:sz w:val="40"/>
           <w:szCs w:val="40"/>
-          <w:b/>
         </w:rPr>
         <w:t xml:space="preserve">☐</w:t>
       </w:r>
     </w:p>
     <w:p>
       <w:pPr>
+        <w:spacing w:before="120" w:after="0" w:line="252" w:lineRule="auto"/>
         <w:jc w:val="center"/>
-        <w:spacing w:before="120" w:after="0" w:line="252" w:lineRule="auto"/>
       </w:pPr>
       <w:r>
         <w:rPr>
+          <w:color w:val="888888"/>
           <w:sz w:val="18"/>
           <w:szCs w:val="18"/>
-          <w:color w:val="888888"/>
         </w:rPr>
         <w:t xml:space="preserve">🕵️ 顏色偵探・結案報告單（照片版）｜光與顏色 第3節・選擇性反射的生活應用｜Ka-IV-11・ah-IV-2｜竹東國中自然科</w:t>
       </w:r>
@@ -1162,10 +932,10 @@
       </w:pPr>
       <w:r>
         <w:rPr>
+          <w:b/>
+          <w:color w:val="FFFFFF"/>
           <w:sz w:val="26"/>
           <w:szCs w:val="26"/>
-          <w:b/>
-          <w:color w:val="FFFFFF"/>
           <w:shd w:val="clear" w:color="auto" w:fill="E67E22"/>
         </w:rPr>
         <w:t xml:space="preserve"> 🟠 我會推理 </w:t>
@@ -1179,10 +949,10 @@
       </w:r>
       <w:r>
         <w:rPr>
+          <w:b/>
+          <w:color w:val="0B4A6F"/>
           <w:sz w:val="40"/>
           <w:szCs w:val="40"/>
-          <w:b/>
-          <w:color w:val="0B4A6F"/>
         </w:rPr>
         <w:t xml:space="preserve">🕵️ 顏色偵探・結案報告單</w:t>
       </w:r>
@@ -1193,9 +963,9 @@
       </w:pPr>
       <w:r>
         <w:rPr>
+          <w:color w:val="444444"/>
           <w:sz w:val="24"/>
           <w:szCs w:val="24"/>
-          <w:color w:val="444444"/>
         </w:rPr>
         <w:t xml:space="preserve">姓名 ＿＿＿＿＿＿　　日期 ＿＿＿＿＿＿　　班級 ＿＿＿</w:t>
       </w:r>
@@ -1230,17 +1000,17 @@
           </w:tcPr>
           <w:p>
             <w:pPr>
+              <w:spacing w:before="0" w:after="0" w:line="252" w:lineRule="auto"/>
               <w:jc w:val="center"/>
-              <w:spacing w:before="0" w:after="0" w:line="252" w:lineRule="auto"/>
             </w:pPr>
             <w:r>
               <w:drawing>
                 <wp:inline distT="0" distB="0" distL="0" distR="0">
                   <wp:extent cx="1656000" cy="924048"/>
                   <wp:docPr id="10" name="pic10"/>
-                  <a:graphic xmlns:a="http://schemas.openxmlformats.org/drawingml/2006/main">
+                  <a:graphic>
                     <a:graphicData uri="http://schemas.openxmlformats.org/drawingml/2006/picture">
-                      <pic:pic xmlns:pic="http://schemas.openxmlformats.org/drawingml/2006/picture">
+                      <pic:pic>
                         <pic:nvPicPr>
                           <pic:cNvPr id="10" name="pic10"/>
                           <pic:cNvPicPr/>
@@ -1279,19 +1049,19 @@
             </w:pPr>
             <w:r>
               <w:rPr>
+                <w:b/>
+                <w:color w:val="FFFFFF"/>
                 <w:sz w:val="28"/>
                 <w:szCs w:val="28"/>
-                <w:b/>
-                <w:color w:val="FFFFFF"/>
                 <w:shd w:val="clear" w:color="auto" w:fill="0B6FA4"/>
               </w:rPr>
               <w:t xml:space="preserve"> 1 </w:t>
             </w:r>
             <w:r>
               <w:rPr>
-                <w:sz w:val="32"/>
-                <w:szCs w:val="32"/>
-                <w:b/>
+                <w:b/>
+                <w:sz w:val="32"/>
+                <w:szCs w:val="32"/>
               </w:rPr>
               <w:t xml:space="preserve">　證據：只給綠光，紅蘋果變黑。</w:t>
             </w:r>
@@ -1321,17 +1091,17 @@
           </w:tcPr>
           <w:p>
             <w:pPr>
+              <w:spacing w:before="0" w:after="0" w:line="252" w:lineRule="auto"/>
               <w:jc w:val="center"/>
-              <w:spacing w:before="0" w:after="0" w:line="252" w:lineRule="auto"/>
             </w:pPr>
             <w:r>
               <w:drawing>
                 <wp:inline distT="0" distB="0" distL="0" distR="0">
                   <wp:extent cx="1656000" cy="924048"/>
                   <wp:docPr id="11" name="pic11"/>
-                  <a:graphic xmlns:a="http://schemas.openxmlformats.org/drawingml/2006/main">
+                  <a:graphic>
                     <a:graphicData uri="http://schemas.openxmlformats.org/drawingml/2006/picture">
-                      <pic:pic xmlns:pic="http://schemas.openxmlformats.org/drawingml/2006/picture">
+                      <pic:pic>
                         <pic:nvPicPr>
                           <pic:cNvPr id="11" name="pic11"/>
                           <pic:cNvPicPr/>
@@ -1370,19 +1140,19 @@
             </w:pPr>
             <w:r>
               <w:rPr>
+                <w:b/>
+                <w:color w:val="FFFFFF"/>
                 <w:sz w:val="28"/>
                 <w:szCs w:val="28"/>
-                <w:b/>
-                <w:color w:val="FFFFFF"/>
                 <w:shd w:val="clear" w:color="auto" w:fill="0B6FA4"/>
               </w:rPr>
               <w:t xml:space="preserve"> 2 </w:t>
             </w:r>
             <w:r>
               <w:rPr>
-                <w:sz w:val="32"/>
-                <w:szCs w:val="32"/>
-                <w:b/>
+                <w:b/>
+                <w:sz w:val="32"/>
+                <w:szCs w:val="32"/>
               </w:rPr>
               <w:t xml:space="preserve">　案件一：夜間工人穿螢光黃綠背心</w:t>
             </w:r>
@@ -1412,17 +1182,17 @@
           </w:tcPr>
           <w:p>
             <w:pPr>
+              <w:spacing w:before="0" w:after="0" w:line="252" w:lineRule="auto"/>
               <w:jc w:val="center"/>
-              <w:spacing w:before="0" w:after="0" w:line="252" w:lineRule="auto"/>
             </w:pPr>
             <w:r>
               <w:drawing>
                 <wp:inline distT="0" distB="0" distL="0" distR="0">
                   <wp:extent cx="1656000" cy="924048"/>
                   <wp:docPr id="12" name="pic12"/>
-                  <a:graphic xmlns:a="http://schemas.openxmlformats.org/drawingml/2006/main">
+                  <a:graphic>
                     <a:graphicData uri="http://schemas.openxmlformats.org/drawingml/2006/picture">
-                      <pic:pic xmlns:pic="http://schemas.openxmlformats.org/drawingml/2006/picture">
+                      <pic:pic>
                         <pic:nvPicPr>
                           <pic:cNvPr id="12" name="pic12"/>
                           <pic:cNvPicPr/>
@@ -1461,19 +1231,19 @@
             </w:pPr>
             <w:r>
               <w:rPr>
+                <w:b/>
+                <w:color w:val="FFFFFF"/>
                 <w:sz w:val="28"/>
                 <w:szCs w:val="28"/>
-                <w:b/>
-                <w:color w:val="FFFFFF"/>
                 <w:shd w:val="clear" w:color="auto" w:fill="0B6FA4"/>
               </w:rPr>
               <w:t xml:space="preserve"> 3 </w:t>
             </w:r>
             <w:r>
               <w:rPr>
-                <w:sz w:val="32"/>
-                <w:szCs w:val="32"/>
-                <w:b/>
+                <w:b/>
+                <w:sz w:val="32"/>
+                <w:szCs w:val="32"/>
               </w:rPr>
               <w:t xml:space="preserve">　案件二：大太陽穿白衣比較涼</w:t>
             </w:r>
@@ -1503,17 +1273,17 @@
           </w:tcPr>
           <w:p>
             <w:pPr>
+              <w:spacing w:before="0" w:after="0" w:line="252" w:lineRule="auto"/>
               <w:jc w:val="center"/>
-              <w:spacing w:before="0" w:after="0" w:line="252" w:lineRule="auto"/>
             </w:pPr>
             <w:r>
               <w:drawing>
                 <wp:inline distT="0" distB="0" distL="0" distR="0">
                   <wp:extent cx="1656000" cy="924048"/>
                   <wp:docPr id="13" name="pic13"/>
-                  <a:graphic xmlns:a="http://schemas.openxmlformats.org/drawingml/2006/main">
+                  <a:graphic>
                     <a:graphicData uri="http://schemas.openxmlformats.org/drawingml/2006/picture">
-                      <pic:pic xmlns:pic="http://schemas.openxmlformats.org/drawingml/2006/picture">
+                      <pic:pic>
                         <pic:nvPicPr>
                           <pic:cNvPr id="13" name="pic13"/>
                           <pic:cNvPicPr/>
@@ -1552,19 +1322,19 @@
             </w:pPr>
             <w:r>
               <w:rPr>
+                <w:b/>
+                <w:color w:val="FFFFFF"/>
                 <w:sz w:val="28"/>
                 <w:szCs w:val="28"/>
-                <w:b/>
-                <w:color w:val="FFFFFF"/>
                 <w:shd w:val="clear" w:color="auto" w:fill="0B6FA4"/>
               </w:rPr>
               <w:t xml:space="preserve"> 4 </w:t>
             </w:r>
             <w:r>
               <w:rPr>
-                <w:sz w:val="32"/>
-                <w:szCs w:val="32"/>
-                <w:b/>
+                <w:b/>
+                <w:sz w:val="32"/>
+                <w:szCs w:val="32"/>
               </w:rPr>
               <w:t xml:space="preserve">　案件三：「停」用紅燈</w:t>
             </w:r>
@@ -1602,19 +1372,19 @@
       </w:pPr>
       <w:r>
         <w:rPr>
+          <w:b/>
+          <w:color w:val="FFFFFF"/>
           <w:sz w:val="28"/>
           <w:szCs w:val="28"/>
+          <w:shd w:val="clear" w:color="auto" w:fill="0B6FA4"/>
+        </w:rPr>
+        <w:t xml:space="preserve"> 5 </w:t>
+      </w:r>
+      <w:r>
+        <w:rPr>
           <w:b/>
-          <w:color w:val="FFFFFF"/>
-          <w:shd w:val="clear" w:color="auto" w:fill="0B6FA4"/>
-        </w:rPr>
-        <w:t xml:space="preserve"> 5 </w:t>
-      </w:r>
-      <w:r>
-        <w:rPr>
           <w:sz w:val="32"/>
           <w:szCs w:val="32"/>
-          <w:b/>
         </w:rPr>
         <w:t xml:space="preserve">　新案件：晚上騎腳踏車，你會穿什麼顏色的衣服？為什麼？</w:t>
       </w:r>
@@ -1637,33 +1407,33 @@
       </w:pPr>
       <w:r>
         <w:rPr>
+          <w:b/>
+          <w:color w:val="FFFFFF"/>
           <w:sz w:val="28"/>
           <w:szCs w:val="28"/>
+          <w:shd w:val="clear" w:color="auto" w:fill="0B6FA4"/>
+        </w:rPr>
+        <w:t xml:space="preserve"> 6 </w:t>
+      </w:r>
+      <w:r>
+        <w:rPr>
           <w:b/>
-          <w:color w:val="FFFFFF"/>
-          <w:shd w:val="clear" w:color="auto" w:fill="0B6FA4"/>
-        </w:rPr>
-        <w:t xml:space="preserve"> 6 </w:t>
-      </w:r>
-      <w:r>
-        <w:rPr>
           <w:sz w:val="32"/>
           <w:szCs w:val="32"/>
-          <w:b/>
         </w:rPr>
         <w:t xml:space="preserve">　結案一句話：物體的顏色，就是它 ＿＿＿＿ 什麼光。（這叫 ＿＿＿＿＿＿）</w:t>
       </w:r>
     </w:p>
     <w:p>
       <w:pPr>
+        <w:spacing w:before="120" w:after="0" w:line="252" w:lineRule="auto"/>
         <w:jc w:val="center"/>
-        <w:spacing w:before="120" w:after="0" w:line="252" w:lineRule="auto"/>
       </w:pPr>
       <w:r>
         <w:rPr>
+          <w:color w:val="888888"/>
           <w:sz w:val="18"/>
           <w:szCs w:val="18"/>
-          <w:color w:val="888888"/>
         </w:rPr>
         <w:t xml:space="preserve">🕵️ 顏色偵探・結案報告單（照片版）｜Ka-IV-11・ah-IV-2｜竹東國中自然科</w:t>
       </w:r>
@@ -1675,15 +1445,15 @@
     </w:p>
     <w:p>
       <w:pPr>
+        <w:spacing w:before="0" w:after="60" w:line="252" w:lineRule="auto"/>
         <w:jc w:val="center"/>
-        <w:spacing w:before="0" w:after="60" w:line="252" w:lineRule="auto"/>
       </w:pPr>
       <w:r>
         <w:rPr>
+          <w:b/>
+          <w:color w:val="0B4A6F"/>
           <w:sz w:val="36"/>
           <w:szCs w:val="36"/>
-          <w:b/>
-          <w:color w:val="0B4A6F"/>
         </w:rPr>
         <w:t xml:space="preserve">🕵️ 結案報告單・教師解答卡</w:t>
       </w:r>
@@ -1694,10 +1464,10 @@
       </w:pPr>
       <w:r>
         <w:rPr>
+          <w:b/>
+          <w:color w:val="C0392B"/>
           <w:sz w:val="26"/>
           <w:szCs w:val="26"/>
-          <w:b/>
-          <w:color w:val="C0392B"/>
         </w:rPr>
         <w:t xml:space="preserve">🔵 1 變黑｜2 螢光黃綠｜3 白衣｜4 紅燈｜5 反射</w:t>
       </w:r>
@@ -1708,10 +1478,10 @@
       </w:pPr>
       <w:r>
         <w:rPr>
+          <w:b/>
+          <w:color w:val="C0392B"/>
           <w:sz w:val="26"/>
           <w:szCs w:val="26"/>
-          <w:b/>
-          <w:color w:val="C0392B"/>
         </w:rPr>
         <w:t xml:space="preserve">🟠 1 紅／紅／變黑｜2 反射最多光／發亮｜3 反射／吸收／熱｜4 傳得遠、最醒目（雨霧中最看得清楚）｜5 淺色或螢光色，因為反射較多光、車燈照到會亮（合理即可）｜6 反射／選擇性反射</w:t>
       </w:r>
@@ -1722,9 +1492,9 @@
       </w:pPr>
       <w:r>
         <w:rPr>
+          <w:color w:val="666666"/>
           <w:sz w:val="20"/>
           <w:szCs w:val="20"/>
-          <w:color w:val="666666"/>
         </w:rPr>
         <w:t xml:space="preserve">評量記錄：概念（對/半/未）、反應方式（說/指/操作）、提示層級（3獨立/2提示/1協助/0未形成）。</w:t>
       </w:r>
